--- a/Project_Pushka/docx/NET Звіт Лаб5 КН-923а Пушка ІА.docx
+++ b/Project_Pushka/docx/NET Звіт Лаб5 КН-923а Пушка ІА.docx
@@ -177,7 +177,25 @@
           <w:sz w:val="28"/>
           <w:szCs w:val="28"/>
         </w:rPr>
-        <w:t>Збереження даних у файлах (XML/JSON) та менеджмент ресурсів (IDisposable)</w:t>
+        <w:t>Збереження даних у файлах (XML/JSON) та менеджмент ресурсів (</w:t>
+      </w:r>
+      <w:proofErr w:type="spellStart"/>
+      <w:r>
+        <w:rPr>
+          <w:color w:val="000000"/>
+          <w:sz w:val="28"/>
+          <w:szCs w:val="28"/>
+        </w:rPr>
+        <w:t>IDisposable</w:t>
+      </w:r>
+      <w:proofErr w:type="spellEnd"/>
+      <w:r>
+        <w:rPr>
+          <w:color w:val="000000"/>
+          <w:sz w:val="28"/>
+          <w:szCs w:val="28"/>
+        </w:rPr>
+        <w:t>)</w:t>
       </w:r>
       <w:r>
         <w:rPr>
@@ -223,7 +241,79 @@
           <w:sz w:val="28"/>
           <w:szCs w:val="28"/>
         </w:rPr>
-        <w:t>Навчитися забезпечувати довготривале зберігання даних (персистенцію) шляхом серіалізації об'єктів у формати JSON та XML, опанувати інструментарій LINQ to XML для маніпуляції структурованими даними, а також вивчити механізми гарантованого звільнення некерованих ресурсів через реалізацію інтерфейсу IDisposable та використання конструкції using.</w:t>
+        <w:t>Навчитися забезпечувати довготривале зберігання даних (</w:t>
+      </w:r>
+      <w:proofErr w:type="spellStart"/>
+      <w:r>
+        <w:rPr>
+          <w:color w:val="000000"/>
+          <w:sz w:val="28"/>
+          <w:szCs w:val="28"/>
+        </w:rPr>
+        <w:t>персистенцію</w:t>
+      </w:r>
+      <w:proofErr w:type="spellEnd"/>
+      <w:r>
+        <w:rPr>
+          <w:color w:val="000000"/>
+          <w:sz w:val="28"/>
+          <w:szCs w:val="28"/>
+        </w:rPr>
+        <w:t xml:space="preserve">) шляхом серіалізації об'єктів у формати JSON та XML, опанувати інструментарій LINQ </w:t>
+      </w:r>
+      <w:proofErr w:type="spellStart"/>
+      <w:r>
+        <w:rPr>
+          <w:color w:val="000000"/>
+          <w:sz w:val="28"/>
+          <w:szCs w:val="28"/>
+        </w:rPr>
+        <w:t>to</w:t>
+      </w:r>
+      <w:proofErr w:type="spellEnd"/>
+      <w:r>
+        <w:rPr>
+          <w:color w:val="000000"/>
+          <w:sz w:val="28"/>
+          <w:szCs w:val="28"/>
+        </w:rPr>
+        <w:t xml:space="preserve"> XML для маніпуляції структурованими даними, а також вивчити механізми гарантованого звільнення некерованих ресурсів через реалізацію інтерфейсу </w:t>
+      </w:r>
+      <w:proofErr w:type="spellStart"/>
+      <w:r>
+        <w:rPr>
+          <w:color w:val="000000"/>
+          <w:sz w:val="28"/>
+          <w:szCs w:val="28"/>
+        </w:rPr>
+        <w:t>IDisposable</w:t>
+      </w:r>
+      <w:proofErr w:type="spellEnd"/>
+      <w:r>
+        <w:rPr>
+          <w:color w:val="000000"/>
+          <w:sz w:val="28"/>
+          <w:szCs w:val="28"/>
+        </w:rPr>
+        <w:t xml:space="preserve"> та використання конструкції </w:t>
+      </w:r>
+      <w:proofErr w:type="spellStart"/>
+      <w:r>
+        <w:rPr>
+          <w:color w:val="000000"/>
+          <w:sz w:val="28"/>
+          <w:szCs w:val="28"/>
+        </w:rPr>
+        <w:t>using</w:t>
+      </w:r>
+      <w:proofErr w:type="spellEnd"/>
+      <w:r>
+        <w:rPr>
+          <w:color w:val="000000"/>
+          <w:sz w:val="28"/>
+          <w:szCs w:val="28"/>
+        </w:rPr>
+        <w:t>.</w:t>
       </w:r>
     </w:p>
     <w:p>
@@ -341,7 +431,147 @@
           <w:szCs w:val="28"/>
           <w:lang w:val="uk-UA"/>
         </w:rPr>
-        <w:t>У класах ієрархії контенту (MotionPicture, Movie, Documentary), а також у класах Session та Cinema було додано публічні конструктори без параметрів. Приватні поля колекцій у класі-контейнері Cinema замінено на публічні властивості. Для коректної поліморфної серіалізації абстрактного класу додано атрибути [JsonDerivedType]</w:t>
+        <w:t>У класах ієрархії контенту (</w:t>
+      </w:r>
+      <w:proofErr w:type="spellStart"/>
+      <w:r>
+        <w:rPr>
+          <w:color w:val="000000"/>
+          <w:sz w:val="28"/>
+          <w:szCs w:val="28"/>
+          <w:lang w:val="uk-UA"/>
+        </w:rPr>
+        <w:t>MotionPicture</w:t>
+      </w:r>
+      <w:proofErr w:type="spellEnd"/>
+      <w:r>
+        <w:rPr>
+          <w:color w:val="000000"/>
+          <w:sz w:val="28"/>
+          <w:szCs w:val="28"/>
+          <w:lang w:val="uk-UA"/>
+        </w:rPr>
+        <w:t xml:space="preserve">, </w:t>
+      </w:r>
+      <w:proofErr w:type="spellStart"/>
+      <w:r>
+        <w:rPr>
+          <w:color w:val="000000"/>
+          <w:sz w:val="28"/>
+          <w:szCs w:val="28"/>
+          <w:lang w:val="uk-UA"/>
+        </w:rPr>
+        <w:t>Movie</w:t>
+      </w:r>
+      <w:proofErr w:type="spellEnd"/>
+      <w:r>
+        <w:rPr>
+          <w:color w:val="000000"/>
+          <w:sz w:val="28"/>
+          <w:szCs w:val="28"/>
+          <w:lang w:val="uk-UA"/>
+        </w:rPr>
+        <w:t xml:space="preserve">, </w:t>
+      </w:r>
+      <w:proofErr w:type="spellStart"/>
+      <w:r>
+        <w:rPr>
+          <w:color w:val="000000"/>
+          <w:sz w:val="28"/>
+          <w:szCs w:val="28"/>
+          <w:lang w:val="uk-UA"/>
+        </w:rPr>
+        <w:t>Documentary</w:t>
+      </w:r>
+      <w:proofErr w:type="spellEnd"/>
+      <w:r>
+        <w:rPr>
+          <w:color w:val="000000"/>
+          <w:sz w:val="28"/>
+          <w:szCs w:val="28"/>
+          <w:lang w:val="uk-UA"/>
+        </w:rPr>
+        <w:t xml:space="preserve">), а також у класах </w:t>
+      </w:r>
+      <w:proofErr w:type="spellStart"/>
+      <w:r>
+        <w:rPr>
+          <w:color w:val="000000"/>
+          <w:sz w:val="28"/>
+          <w:szCs w:val="28"/>
+          <w:lang w:val="uk-UA"/>
+        </w:rPr>
+        <w:t>Session</w:t>
+      </w:r>
+      <w:proofErr w:type="spellEnd"/>
+      <w:r>
+        <w:rPr>
+          <w:color w:val="000000"/>
+          <w:sz w:val="28"/>
+          <w:szCs w:val="28"/>
+          <w:lang w:val="uk-UA"/>
+        </w:rPr>
+        <w:t xml:space="preserve"> та </w:t>
+      </w:r>
+      <w:proofErr w:type="spellStart"/>
+      <w:r>
+        <w:rPr>
+          <w:color w:val="000000"/>
+          <w:sz w:val="28"/>
+          <w:szCs w:val="28"/>
+          <w:lang w:val="uk-UA"/>
+        </w:rPr>
+        <w:t>Cinema</w:t>
+      </w:r>
+      <w:proofErr w:type="spellEnd"/>
+      <w:r>
+        <w:rPr>
+          <w:color w:val="000000"/>
+          <w:sz w:val="28"/>
+          <w:szCs w:val="28"/>
+          <w:lang w:val="uk-UA"/>
+        </w:rPr>
+        <w:t xml:space="preserve"> було додано публічні конструктори без параметрів. Приватні поля колекцій у класі-контейнері </w:t>
+      </w:r>
+      <w:proofErr w:type="spellStart"/>
+      <w:r>
+        <w:rPr>
+          <w:color w:val="000000"/>
+          <w:sz w:val="28"/>
+          <w:szCs w:val="28"/>
+          <w:lang w:val="uk-UA"/>
+        </w:rPr>
+        <w:t>Cinema</w:t>
+      </w:r>
+      <w:proofErr w:type="spellEnd"/>
+      <w:r>
+        <w:rPr>
+          <w:color w:val="000000"/>
+          <w:sz w:val="28"/>
+          <w:szCs w:val="28"/>
+          <w:lang w:val="uk-UA"/>
+        </w:rPr>
+        <w:t xml:space="preserve"> замінено на публічні властивості. Для коректної поліморфної серіалізації абстрактного класу додано атрибути [</w:t>
+      </w:r>
+      <w:proofErr w:type="spellStart"/>
+      <w:r>
+        <w:rPr>
+          <w:color w:val="000000"/>
+          <w:sz w:val="28"/>
+          <w:szCs w:val="28"/>
+          <w:lang w:val="uk-UA"/>
+        </w:rPr>
+        <w:t>JsonDerivedType</w:t>
+      </w:r>
+      <w:proofErr w:type="spellEnd"/>
+      <w:r>
+        <w:rPr>
+          <w:color w:val="000000"/>
+          <w:sz w:val="28"/>
+          <w:szCs w:val="28"/>
+          <w:lang w:val="uk-UA"/>
+        </w:rPr>
+        <w:t>]</w:t>
       </w:r>
       <w:r>
         <w:rPr>
@@ -468,6 +698,7 @@
           <w:between w:val="nil"/>
         </w:pBdr>
         <w:spacing w:after="100" w:line="360" w:lineRule="auto"/>
+        <w:jc w:val="both"/>
         <w:rPr>
           <w:color w:val="000000"/>
           <w:sz w:val="28"/>
@@ -491,7 +722,27 @@
           <w:szCs w:val="28"/>
           <w:lang w:val="uk-UA"/>
         </w:rPr>
-        <w:t xml:space="preserve">Для роботи з даними створено статичний клас DataManager. У ньому реалізовано методи збереження та завантаження об'єктів у форматі JSON за </w:t>
+        <w:t xml:space="preserve">Для роботи з даними створено статичний клас </w:t>
+      </w:r>
+      <w:proofErr w:type="spellStart"/>
+      <w:r>
+        <w:rPr>
+          <w:color w:val="000000"/>
+          <w:sz w:val="28"/>
+          <w:szCs w:val="28"/>
+          <w:lang w:val="uk-UA"/>
+        </w:rPr>
+        <w:t>DataManager</w:t>
+      </w:r>
+      <w:proofErr w:type="spellEnd"/>
+      <w:r>
+        <w:rPr>
+          <w:color w:val="000000"/>
+          <w:sz w:val="28"/>
+          <w:szCs w:val="28"/>
+          <w:lang w:val="uk-UA"/>
+        </w:rPr>
+        <w:t xml:space="preserve">. У ньому реалізовано методи збереження та завантаження об'єктів у форматі JSON за </w:t>
       </w:r>
       <w:r>
         <w:rPr>
@@ -501,7 +752,87 @@
           <w:lang w:val="uk-UA"/>
         </w:rPr>
         <w:lastRenderedPageBreak/>
-        <w:t>допомогою JsonSerializer. Для забезпечення читабельності згенерованого файлу застосовано налаштування WriteIndented = true, а для збереження складних зв'язків між об'єктами (квиток-сеанс-фільм)</w:t>
+        <w:t xml:space="preserve">допомогою </w:t>
+      </w:r>
+      <w:proofErr w:type="spellStart"/>
+      <w:r>
+        <w:rPr>
+          <w:color w:val="000000"/>
+          <w:sz w:val="28"/>
+          <w:szCs w:val="28"/>
+          <w:lang w:val="uk-UA"/>
+        </w:rPr>
+        <w:t>JsonSerializer</w:t>
+      </w:r>
+      <w:proofErr w:type="spellEnd"/>
+      <w:r>
+        <w:rPr>
+          <w:color w:val="000000"/>
+          <w:sz w:val="28"/>
+          <w:szCs w:val="28"/>
+          <w:lang w:val="uk-UA"/>
+        </w:rPr>
+        <w:t xml:space="preserve">. Для забезпечення читабельності згенерованого файлу застосовано налаштування </w:t>
+      </w:r>
+      <w:proofErr w:type="spellStart"/>
+      <w:r>
+        <w:rPr>
+          <w:color w:val="000000"/>
+          <w:sz w:val="28"/>
+          <w:szCs w:val="28"/>
+          <w:lang w:val="uk-UA"/>
+        </w:rPr>
+        <w:t>WriteIndented</w:t>
+      </w:r>
+      <w:proofErr w:type="spellEnd"/>
+      <w:r>
+        <w:rPr>
+          <w:color w:val="000000"/>
+          <w:sz w:val="28"/>
+          <w:szCs w:val="28"/>
+          <w:lang w:val="uk-UA"/>
+        </w:rPr>
+        <w:t xml:space="preserve"> = </w:t>
+      </w:r>
+      <w:proofErr w:type="spellStart"/>
+      <w:r>
+        <w:rPr>
+          <w:color w:val="000000"/>
+          <w:sz w:val="28"/>
+          <w:szCs w:val="28"/>
+          <w:lang w:val="uk-UA"/>
+        </w:rPr>
+        <w:t>true</w:t>
+      </w:r>
+      <w:proofErr w:type="spellEnd"/>
+      <w:r>
+        <w:rPr>
+          <w:color w:val="000000"/>
+          <w:sz w:val="28"/>
+          <w:szCs w:val="28"/>
+          <w:lang w:val="uk-UA"/>
+        </w:rPr>
+        <w:t xml:space="preserve">, а для збереження складних </w:t>
+      </w:r>
+      <w:proofErr w:type="spellStart"/>
+      <w:r>
+        <w:rPr>
+          <w:color w:val="000000"/>
+          <w:sz w:val="28"/>
+          <w:szCs w:val="28"/>
+          <w:lang w:val="uk-UA"/>
+        </w:rPr>
+        <w:t>зв'язків</w:t>
+      </w:r>
+      <w:proofErr w:type="spellEnd"/>
+      <w:r>
+        <w:rPr>
+          <w:color w:val="000000"/>
+          <w:sz w:val="28"/>
+          <w:szCs w:val="28"/>
+          <w:lang w:val="uk-UA"/>
+        </w:rPr>
+        <w:t xml:space="preserve"> між об'єктами (квиток-сеанс-фільм)</w:t>
       </w:r>
       <w:r>
         <w:rPr>
@@ -512,14 +843,25 @@
         </w:rPr>
         <w:t xml:space="preserve"> - </w:t>
       </w:r>
-      <w:r>
-        <w:rPr>
-          <w:color w:val="000000"/>
-          <w:sz w:val="28"/>
-          <w:szCs w:val="28"/>
-          <w:lang w:val="uk-UA"/>
-        </w:rPr>
-        <w:t>ReferenceHandler.Preserve (рис. 2).</w:t>
+      <w:proofErr w:type="spellStart"/>
+      <w:r>
+        <w:rPr>
+          <w:color w:val="000000"/>
+          <w:sz w:val="28"/>
+          <w:szCs w:val="28"/>
+          <w:lang w:val="uk-UA"/>
+        </w:rPr>
+        <w:t>ReferenceHandler.Preserve</w:t>
+      </w:r>
+      <w:proofErr w:type="spellEnd"/>
+      <w:r>
+        <w:rPr>
+          <w:color w:val="000000"/>
+          <w:sz w:val="28"/>
+          <w:szCs w:val="28"/>
+          <w:lang w:val="uk-UA"/>
+        </w:rPr>
+        <w:t xml:space="preserve"> (рис. 2).</w:t>
       </w:r>
     </w:p>
     <w:p>
@@ -615,8 +957,19 @@
           <w:szCs w:val="28"/>
           <w:lang w:val="uk-UA"/>
         </w:rPr>
-        <w:t>Налаштування серіалізації та метод SaveToJson</w:t>
-      </w:r>
+        <w:t xml:space="preserve">Налаштування серіалізації та метод </w:t>
+      </w:r>
+      <w:proofErr w:type="spellStart"/>
+      <w:r>
+        <w:rPr>
+          <w:color w:val="000000"/>
+          <w:sz w:val="28"/>
+          <w:szCs w:val="28"/>
+          <w:lang w:val="uk-UA"/>
+        </w:rPr>
+        <w:t>SaveToJson</w:t>
+      </w:r>
+      <w:proofErr w:type="spellEnd"/>
     </w:p>
     <w:p>
       <w:pPr>
@@ -643,7 +996,79 @@
           <w:sz w:val="28"/>
           <w:szCs w:val="28"/>
         </w:rPr>
-        <w:t>Реалізовано експорт даних у формат XML через класи XDocument та XElement. За допомогою LINQ-запиту з загального списку сеансів було відфільтровано лише ті, що проходять у VIP-залах (IsVipHall == true), після чого їхні дані структуровано та збережено у файл vip_sessions.xml (рис. 3).</w:t>
+        <w:t xml:space="preserve">Реалізовано експорт даних у формат XML через класи </w:t>
+      </w:r>
+      <w:proofErr w:type="spellStart"/>
+      <w:r>
+        <w:rPr>
+          <w:color w:val="000000"/>
+          <w:sz w:val="28"/>
+          <w:szCs w:val="28"/>
+        </w:rPr>
+        <w:t>XDocument</w:t>
+      </w:r>
+      <w:proofErr w:type="spellEnd"/>
+      <w:r>
+        <w:rPr>
+          <w:color w:val="000000"/>
+          <w:sz w:val="28"/>
+          <w:szCs w:val="28"/>
+        </w:rPr>
+        <w:t xml:space="preserve"> та </w:t>
+      </w:r>
+      <w:proofErr w:type="spellStart"/>
+      <w:r>
+        <w:rPr>
+          <w:color w:val="000000"/>
+          <w:sz w:val="28"/>
+          <w:szCs w:val="28"/>
+        </w:rPr>
+        <w:t>XElement</w:t>
+      </w:r>
+      <w:proofErr w:type="spellEnd"/>
+      <w:r>
+        <w:rPr>
+          <w:color w:val="000000"/>
+          <w:sz w:val="28"/>
+          <w:szCs w:val="28"/>
+        </w:rPr>
+        <w:t>. За допомогою LINQ-запиту з загального списку сеансів було відфільтровано лише ті, що проходять у VIP-залах (</w:t>
+      </w:r>
+      <w:proofErr w:type="spellStart"/>
+      <w:r>
+        <w:rPr>
+          <w:color w:val="000000"/>
+          <w:sz w:val="28"/>
+          <w:szCs w:val="28"/>
+        </w:rPr>
+        <w:t>IsVipHall</w:t>
+      </w:r>
+      <w:proofErr w:type="spellEnd"/>
+      <w:r>
+        <w:rPr>
+          <w:color w:val="000000"/>
+          <w:sz w:val="28"/>
+          <w:szCs w:val="28"/>
+        </w:rPr>
+        <w:t xml:space="preserve"> == </w:t>
+      </w:r>
+      <w:proofErr w:type="spellStart"/>
+      <w:r>
+        <w:rPr>
+          <w:color w:val="000000"/>
+          <w:sz w:val="28"/>
+          <w:szCs w:val="28"/>
+        </w:rPr>
+        <w:t>true</w:t>
+      </w:r>
+      <w:proofErr w:type="spellEnd"/>
+      <w:r>
+        <w:rPr>
+          <w:color w:val="000000"/>
+          <w:sz w:val="28"/>
+          <w:szCs w:val="28"/>
+        </w:rPr>
+        <w:t>), після чого їхні дані структуровано та збережено у файл vip_sessions.xml (рис. 3).</w:t>
       </w:r>
     </w:p>
     <w:p>
@@ -775,7 +1200,107 @@
           <w:szCs w:val="28"/>
           <w:lang w:val="uk-UA"/>
         </w:rPr>
-        <w:t>З метою безпечного управління некерованими ресурсами розроблено клас ResourceManager, який реалізує інтерфейс IDisposable. Цей клас у конструкторі відкриває потік StreamWriter для запису логів системи у текстовий файл, а в методі Dispose() гарантовано його закриває та вивільняє ресурси (рис. 4).</w:t>
+        <w:t xml:space="preserve">З метою безпечного управління некерованими ресурсами розроблено клас </w:t>
+      </w:r>
+      <w:proofErr w:type="spellStart"/>
+      <w:r>
+        <w:rPr>
+          <w:color w:val="000000"/>
+          <w:sz w:val="28"/>
+          <w:szCs w:val="28"/>
+          <w:lang w:val="uk-UA"/>
+        </w:rPr>
+        <w:t>ResourceManager</w:t>
+      </w:r>
+      <w:proofErr w:type="spellEnd"/>
+      <w:r>
+        <w:rPr>
+          <w:color w:val="000000"/>
+          <w:sz w:val="28"/>
+          <w:szCs w:val="28"/>
+          <w:lang w:val="uk-UA"/>
+        </w:rPr>
+        <w:t xml:space="preserve">, який реалізує інтерфейс </w:t>
+      </w:r>
+      <w:proofErr w:type="spellStart"/>
+      <w:r>
+        <w:rPr>
+          <w:color w:val="000000"/>
+          <w:sz w:val="28"/>
+          <w:szCs w:val="28"/>
+          <w:lang w:val="uk-UA"/>
+        </w:rPr>
+        <w:t>IDisposable</w:t>
+      </w:r>
+      <w:proofErr w:type="spellEnd"/>
+      <w:r>
+        <w:rPr>
+          <w:color w:val="000000"/>
+          <w:sz w:val="28"/>
+          <w:szCs w:val="28"/>
+          <w:lang w:val="uk-UA"/>
+        </w:rPr>
+        <w:t xml:space="preserve">. Цей клас у конструкторі відкриває потік </w:t>
+      </w:r>
+      <w:proofErr w:type="spellStart"/>
+      <w:r>
+        <w:rPr>
+          <w:color w:val="000000"/>
+          <w:sz w:val="28"/>
+          <w:szCs w:val="28"/>
+          <w:lang w:val="uk-UA"/>
+        </w:rPr>
+        <w:t>StreamWriter</w:t>
+      </w:r>
+      <w:proofErr w:type="spellEnd"/>
+      <w:r>
+        <w:rPr>
+          <w:color w:val="000000"/>
+          <w:sz w:val="28"/>
+          <w:szCs w:val="28"/>
+          <w:lang w:val="uk-UA"/>
+        </w:rPr>
+        <w:t xml:space="preserve"> для запису </w:t>
+      </w:r>
+      <w:proofErr w:type="spellStart"/>
+      <w:r>
+        <w:rPr>
+          <w:color w:val="000000"/>
+          <w:sz w:val="28"/>
+          <w:szCs w:val="28"/>
+          <w:lang w:val="uk-UA"/>
+        </w:rPr>
+        <w:t>логів</w:t>
+      </w:r>
+      <w:proofErr w:type="spellEnd"/>
+      <w:r>
+        <w:rPr>
+          <w:color w:val="000000"/>
+          <w:sz w:val="28"/>
+          <w:szCs w:val="28"/>
+          <w:lang w:val="uk-UA"/>
+        </w:rPr>
+        <w:t xml:space="preserve"> системи у текстовий файл, а в методі </w:t>
+      </w:r>
+      <w:proofErr w:type="spellStart"/>
+      <w:r>
+        <w:rPr>
+          <w:color w:val="000000"/>
+          <w:sz w:val="28"/>
+          <w:szCs w:val="28"/>
+          <w:lang w:val="uk-UA"/>
+        </w:rPr>
+        <w:t>Dispose</w:t>
+      </w:r>
+      <w:proofErr w:type="spellEnd"/>
+      <w:r>
+        <w:rPr>
+          <w:color w:val="000000"/>
+          <w:sz w:val="28"/>
+          <w:szCs w:val="28"/>
+          <w:lang w:val="uk-UA"/>
+        </w:rPr>
+        <w:t>() гарантовано його закриває та вивільняє ресурси (рис. 4).</w:t>
       </w:r>
     </w:p>
     <w:p>
@@ -874,6 +1399,7 @@
         </w:rPr>
         <w:t xml:space="preserve">4 - </w:t>
       </w:r>
+      <w:proofErr w:type="spellStart"/>
       <w:r>
         <w:rPr>
           <w:color w:val="000000"/>
@@ -881,8 +1407,69 @@
           <w:szCs w:val="28"/>
           <w:lang w:val="en-US"/>
         </w:rPr>
-        <w:t>Реалізація IDisposable у класі ResourceManager</w:t>
-      </w:r>
+        <w:t>Реалізація</w:t>
+      </w:r>
+      <w:proofErr w:type="spellEnd"/>
+      <w:r>
+        <w:rPr>
+          <w:color w:val="000000"/>
+          <w:sz w:val="28"/>
+          <w:szCs w:val="28"/>
+          <w:lang w:val="en-US"/>
+        </w:rPr>
+        <w:t xml:space="preserve"> </w:t>
+      </w:r>
+      <w:proofErr w:type="spellStart"/>
+      <w:r>
+        <w:rPr>
+          <w:color w:val="000000"/>
+          <w:sz w:val="28"/>
+          <w:szCs w:val="28"/>
+          <w:lang w:val="en-US"/>
+        </w:rPr>
+        <w:t>IDisposable</w:t>
+      </w:r>
+      <w:proofErr w:type="spellEnd"/>
+      <w:r>
+        <w:rPr>
+          <w:color w:val="000000"/>
+          <w:sz w:val="28"/>
+          <w:szCs w:val="28"/>
+          <w:lang w:val="en-US"/>
+        </w:rPr>
+        <w:t xml:space="preserve"> у </w:t>
+      </w:r>
+      <w:proofErr w:type="spellStart"/>
+      <w:r>
+        <w:rPr>
+          <w:color w:val="000000"/>
+          <w:sz w:val="28"/>
+          <w:szCs w:val="28"/>
+          <w:lang w:val="en-US"/>
+        </w:rPr>
+        <w:t>класі</w:t>
+      </w:r>
+      <w:proofErr w:type="spellEnd"/>
+      <w:r>
+        <w:rPr>
+          <w:color w:val="000000"/>
+          <w:sz w:val="28"/>
+          <w:szCs w:val="28"/>
+          <w:lang w:val="en-US"/>
+        </w:rPr>
+        <w:t xml:space="preserve"> </w:t>
+      </w:r>
+      <w:proofErr w:type="spellStart"/>
+      <w:r>
+        <w:rPr>
+          <w:color w:val="000000"/>
+          <w:sz w:val="28"/>
+          <w:szCs w:val="28"/>
+          <w:lang w:val="en-US"/>
+        </w:rPr>
+        <w:t>ResourceManager</w:t>
+      </w:r>
+      <w:proofErr w:type="spellEnd"/>
     </w:p>
     <w:p>
       <w:pPr>
@@ -910,7 +1497,67 @@
           <w:szCs w:val="28"/>
           <w:lang w:val="uk-UA"/>
         </w:rPr>
-        <w:t>У головному класі Program роботу з файловим логером організовано через оператор using, що забезпечує автоматичний виклик методу Dispose() по завершенню блоку коду (рис. 5).</w:t>
+        <w:t xml:space="preserve">У головному класі </w:t>
+      </w:r>
+      <w:proofErr w:type="spellStart"/>
+      <w:r>
+        <w:rPr>
+          <w:color w:val="000000"/>
+          <w:sz w:val="28"/>
+          <w:szCs w:val="28"/>
+          <w:lang w:val="uk-UA"/>
+        </w:rPr>
+        <w:t>Program</w:t>
+      </w:r>
+      <w:proofErr w:type="spellEnd"/>
+      <w:r>
+        <w:rPr>
+          <w:color w:val="000000"/>
+          <w:sz w:val="28"/>
+          <w:szCs w:val="28"/>
+          <w:lang w:val="uk-UA"/>
+        </w:rPr>
+        <w:t xml:space="preserve"> роботу з файловим логером організовано через оператор </w:t>
+      </w:r>
+      <w:proofErr w:type="spellStart"/>
+      <w:r>
+        <w:rPr>
+          <w:color w:val="000000"/>
+          <w:sz w:val="28"/>
+          <w:szCs w:val="28"/>
+          <w:lang w:val="uk-UA"/>
+        </w:rPr>
+        <w:t>using</w:t>
+      </w:r>
+      <w:proofErr w:type="spellEnd"/>
+      <w:r>
+        <w:rPr>
+          <w:color w:val="000000"/>
+          <w:sz w:val="28"/>
+          <w:szCs w:val="28"/>
+          <w:lang w:val="uk-UA"/>
+        </w:rPr>
+        <w:t xml:space="preserve">, що забезпечує автоматичний виклик методу </w:t>
+      </w:r>
+      <w:proofErr w:type="spellStart"/>
+      <w:r>
+        <w:rPr>
+          <w:color w:val="000000"/>
+          <w:sz w:val="28"/>
+          <w:szCs w:val="28"/>
+          <w:lang w:val="uk-UA"/>
+        </w:rPr>
+        <w:t>Dispose</w:t>
+      </w:r>
+      <w:proofErr w:type="spellEnd"/>
+      <w:r>
+        <w:rPr>
+          <w:color w:val="000000"/>
+          <w:sz w:val="28"/>
+          <w:szCs w:val="28"/>
+          <w:lang w:val="uk-UA"/>
+        </w:rPr>
+        <w:t>() по завершенню блоку коду (рис. 5).</w:t>
       </w:r>
     </w:p>
     <w:p>
@@ -1007,8 +1654,18 @@
           <w:sz w:val="28"/>
           <w:szCs w:val="28"/>
         </w:rPr>
-        <w:t>Використання оператора using</w:t>
-      </w:r>
+        <w:t xml:space="preserve">Використання оператора </w:t>
+      </w:r>
+      <w:proofErr w:type="spellStart"/>
+      <w:r>
+        <w:rPr>
+          <w:color w:val="000000"/>
+          <w:sz w:val="28"/>
+          <w:szCs w:val="28"/>
+        </w:rPr>
+        <w:t>using</w:t>
+      </w:r>
+      <w:proofErr w:type="spellEnd"/>
     </w:p>
     <w:p>
       <w:pPr>
@@ -1036,7 +1693,147 @@
           <w:szCs w:val="28"/>
           <w:lang w:val="uk-UA"/>
         </w:rPr>
-        <w:t>Також впроваджено механізми валідації та обробки винятків. У методі LoadFromJson реалізовано попередню перевірку існування файлу (File.Exists). Процес десеріалізації загорнуто у блок try...catch для коректної обробки можливих помилок, таких як JsonException у випадку пошкодження структури вхідного файлу (рис. 6).</w:t>
+        <w:t xml:space="preserve">Також впроваджено механізми </w:t>
+      </w:r>
+      <w:proofErr w:type="spellStart"/>
+      <w:r>
+        <w:rPr>
+          <w:color w:val="000000"/>
+          <w:sz w:val="28"/>
+          <w:szCs w:val="28"/>
+          <w:lang w:val="uk-UA"/>
+        </w:rPr>
+        <w:t>валідації</w:t>
+      </w:r>
+      <w:proofErr w:type="spellEnd"/>
+      <w:r>
+        <w:rPr>
+          <w:color w:val="000000"/>
+          <w:sz w:val="28"/>
+          <w:szCs w:val="28"/>
+          <w:lang w:val="uk-UA"/>
+        </w:rPr>
+        <w:t xml:space="preserve"> та обробки винятків. У методі </w:t>
+      </w:r>
+      <w:proofErr w:type="spellStart"/>
+      <w:r>
+        <w:rPr>
+          <w:color w:val="000000"/>
+          <w:sz w:val="28"/>
+          <w:szCs w:val="28"/>
+          <w:lang w:val="uk-UA"/>
+        </w:rPr>
+        <w:t>LoadFromJson</w:t>
+      </w:r>
+      <w:proofErr w:type="spellEnd"/>
+      <w:r>
+        <w:rPr>
+          <w:color w:val="000000"/>
+          <w:sz w:val="28"/>
+          <w:szCs w:val="28"/>
+          <w:lang w:val="uk-UA"/>
+        </w:rPr>
+        <w:t xml:space="preserve"> реалізовано попередню перевірку існування файлу (</w:t>
+      </w:r>
+      <w:proofErr w:type="spellStart"/>
+      <w:r>
+        <w:rPr>
+          <w:color w:val="000000"/>
+          <w:sz w:val="28"/>
+          <w:szCs w:val="28"/>
+          <w:lang w:val="uk-UA"/>
+        </w:rPr>
+        <w:t>File.Exists</w:t>
+      </w:r>
+      <w:proofErr w:type="spellEnd"/>
+      <w:r>
+        <w:rPr>
+          <w:color w:val="000000"/>
+          <w:sz w:val="28"/>
+          <w:szCs w:val="28"/>
+          <w:lang w:val="uk-UA"/>
+        </w:rPr>
+        <w:t xml:space="preserve">). Процес </w:t>
+      </w:r>
+      <w:proofErr w:type="spellStart"/>
+      <w:r>
+        <w:rPr>
+          <w:color w:val="000000"/>
+          <w:sz w:val="28"/>
+          <w:szCs w:val="28"/>
+          <w:lang w:val="uk-UA"/>
+        </w:rPr>
+        <w:t>десеріалізації</w:t>
+      </w:r>
+      <w:proofErr w:type="spellEnd"/>
+      <w:r>
+        <w:rPr>
+          <w:color w:val="000000"/>
+          <w:sz w:val="28"/>
+          <w:szCs w:val="28"/>
+          <w:lang w:val="uk-UA"/>
+        </w:rPr>
+        <w:t xml:space="preserve"> загорнуто у блок </w:t>
+      </w:r>
+      <w:proofErr w:type="spellStart"/>
+      <w:r>
+        <w:rPr>
+          <w:color w:val="000000"/>
+          <w:sz w:val="28"/>
+          <w:szCs w:val="28"/>
+          <w:lang w:val="uk-UA"/>
+        </w:rPr>
+        <w:t>try</w:t>
+      </w:r>
+      <w:proofErr w:type="spellEnd"/>
+      <w:r>
+        <w:rPr>
+          <w:color w:val="000000"/>
+          <w:sz w:val="28"/>
+          <w:szCs w:val="28"/>
+          <w:lang w:val="uk-UA"/>
+        </w:rPr>
+        <w:t>...</w:t>
+      </w:r>
+      <w:proofErr w:type="spellStart"/>
+      <w:r>
+        <w:rPr>
+          <w:color w:val="000000"/>
+          <w:sz w:val="28"/>
+          <w:szCs w:val="28"/>
+          <w:lang w:val="uk-UA"/>
+        </w:rPr>
+        <w:t>catch</w:t>
+      </w:r>
+      <w:proofErr w:type="spellEnd"/>
+      <w:r>
+        <w:rPr>
+          <w:color w:val="000000"/>
+          <w:sz w:val="28"/>
+          <w:szCs w:val="28"/>
+          <w:lang w:val="uk-UA"/>
+        </w:rPr>
+        <w:t xml:space="preserve"> для коректної обробки можливих помилок, таких як </w:t>
+      </w:r>
+      <w:proofErr w:type="spellStart"/>
+      <w:r>
+        <w:rPr>
+          <w:color w:val="000000"/>
+          <w:sz w:val="28"/>
+          <w:szCs w:val="28"/>
+          <w:lang w:val="uk-UA"/>
+        </w:rPr>
+        <w:t>JsonException</w:t>
+      </w:r>
+      <w:proofErr w:type="spellEnd"/>
+      <w:r>
+        <w:rPr>
+          <w:color w:val="000000"/>
+          <w:sz w:val="28"/>
+          <w:szCs w:val="28"/>
+          <w:lang w:val="uk-UA"/>
+        </w:rPr>
+        <w:t xml:space="preserve"> у випадку пошкодження структури вхідного файлу (рис. 6).</w:t>
       </w:r>
     </w:p>
     <w:p>
@@ -1133,8 +1930,19 @@
           <w:szCs w:val="28"/>
           <w:lang w:val="uk-UA"/>
         </w:rPr>
-        <w:t>Обробка винятків при десеріалізації</w:t>
-      </w:r>
+        <w:t xml:space="preserve">Обробка винятків при </w:t>
+      </w:r>
+      <w:proofErr w:type="spellStart"/>
+      <w:r>
+        <w:rPr>
+          <w:color w:val="000000"/>
+          <w:sz w:val="28"/>
+          <w:szCs w:val="28"/>
+          <w:lang w:val="uk-UA"/>
+        </w:rPr>
+        <w:t>десеріалізації</w:t>
+      </w:r>
+      <w:proofErr w:type="spellEnd"/>
     </w:p>
     <w:p>
       <w:pPr>
@@ -1169,7 +1977,25 @@
           <w:sz w:val="28"/>
           <w:szCs w:val="28"/>
         </w:rPr>
-        <w:t>Для остаточної перевірки працездатності розробленої системи було проаналізовано вміст створених артефактів у файловій системі. Результатом виконання програми стало формування файлу cinema_data.json із повною структурою об'єктів кінотеатру та файлу vip_sessions.xml із результатами вибіркового експорту</w:t>
+        <w:t xml:space="preserve">Для остаточної перевірки працездатності розробленої системи було проаналізовано вміст створених артефактів у файловій системі. Результатом виконання програми стало формування файлу </w:t>
+      </w:r>
+      <w:proofErr w:type="spellStart"/>
+      <w:r>
+        <w:rPr>
+          <w:color w:val="000000"/>
+          <w:sz w:val="28"/>
+          <w:szCs w:val="28"/>
+        </w:rPr>
+        <w:t>cinema_data.json</w:t>
+      </w:r>
+      <w:proofErr w:type="spellEnd"/>
+      <w:r>
+        <w:rPr>
+          <w:color w:val="000000"/>
+          <w:sz w:val="28"/>
+          <w:szCs w:val="28"/>
+        </w:rPr>
+        <w:t xml:space="preserve"> із повною структурою об'єктів кінотеатру та файлу vip_sessions.xml із результатами вибіркового експорту</w:t>
       </w:r>
       <w:r>
         <w:rPr>
@@ -1452,7 +2278,169 @@
           <w:sz w:val="28"/>
           <w:szCs w:val="28"/>
         </w:rPr>
-        <w:t>У ході виконання лабораторної роботи було успішно реалізовано механізми збереження та відновлення стану об'єктів. Доведено важливість адаптації моделей даних для роботи з серіалізаторами (публічні конструктори та властивості). На практиці застосовано інструменти JsonSerializer для повноцінної серіалізації графа об'єктів та технологію LINQ у поєднанні з XDocument для вибіркового експорту даних у XML. Засвоєно патерн IDisposable та оператор using, що дозволило створити безпечну систему логування без витоків пам'яті. Впровадження блоків try-catch та попередньої валідації суттєво підвищило стабільність програми при роботі з зовнішніми файлами.</w:t>
+        <w:t xml:space="preserve">У ході виконання лабораторної роботи було успішно реалізовано механізми збереження та відновлення стану об'єктів. Доведено важливість адаптації моделей даних для роботи з </w:t>
+      </w:r>
+      <w:proofErr w:type="spellStart"/>
+      <w:r>
+        <w:rPr>
+          <w:color w:val="000000"/>
+          <w:sz w:val="28"/>
+          <w:szCs w:val="28"/>
+        </w:rPr>
+        <w:t>серіалізаторами</w:t>
+      </w:r>
+      <w:proofErr w:type="spellEnd"/>
+      <w:r>
+        <w:rPr>
+          <w:color w:val="000000"/>
+          <w:sz w:val="28"/>
+          <w:szCs w:val="28"/>
+        </w:rPr>
+        <w:t xml:space="preserve"> (публічні конструктори та властивості). На практиці застосовано інструменти </w:t>
+      </w:r>
+      <w:proofErr w:type="spellStart"/>
+      <w:r>
+        <w:rPr>
+          <w:color w:val="000000"/>
+          <w:sz w:val="28"/>
+          <w:szCs w:val="28"/>
+        </w:rPr>
+        <w:t>JsonSerializer</w:t>
+      </w:r>
+      <w:proofErr w:type="spellEnd"/>
+      <w:r>
+        <w:rPr>
+          <w:color w:val="000000"/>
+          <w:sz w:val="28"/>
+          <w:szCs w:val="28"/>
+        </w:rPr>
+        <w:t xml:space="preserve"> для повноцінної серіалізації графа об'єктів та технологію LINQ у поєднанні з </w:t>
+      </w:r>
+      <w:proofErr w:type="spellStart"/>
+      <w:r>
+        <w:rPr>
+          <w:color w:val="000000"/>
+          <w:sz w:val="28"/>
+          <w:szCs w:val="28"/>
+        </w:rPr>
+        <w:t>XDocument</w:t>
+      </w:r>
+      <w:proofErr w:type="spellEnd"/>
+      <w:r>
+        <w:rPr>
+          <w:color w:val="000000"/>
+          <w:sz w:val="28"/>
+          <w:szCs w:val="28"/>
+        </w:rPr>
+        <w:t xml:space="preserve"> для вибіркового експорту даних у XML. Засвоєно </w:t>
+      </w:r>
+      <w:proofErr w:type="spellStart"/>
+      <w:r>
+        <w:rPr>
+          <w:color w:val="000000"/>
+          <w:sz w:val="28"/>
+          <w:szCs w:val="28"/>
+        </w:rPr>
+        <w:t>патерн</w:t>
+      </w:r>
+      <w:proofErr w:type="spellEnd"/>
+      <w:r>
+        <w:rPr>
+          <w:color w:val="000000"/>
+          <w:sz w:val="28"/>
+          <w:szCs w:val="28"/>
+        </w:rPr>
+        <w:t xml:space="preserve"> </w:t>
+      </w:r>
+      <w:proofErr w:type="spellStart"/>
+      <w:r>
+        <w:rPr>
+          <w:color w:val="000000"/>
+          <w:sz w:val="28"/>
+          <w:szCs w:val="28"/>
+        </w:rPr>
+        <w:t>IDisposable</w:t>
+      </w:r>
+      <w:proofErr w:type="spellEnd"/>
+      <w:r>
+        <w:rPr>
+          <w:color w:val="000000"/>
+          <w:sz w:val="28"/>
+          <w:szCs w:val="28"/>
+        </w:rPr>
+        <w:t xml:space="preserve"> та оператор </w:t>
+      </w:r>
+      <w:proofErr w:type="spellStart"/>
+      <w:r>
+        <w:rPr>
+          <w:color w:val="000000"/>
+          <w:sz w:val="28"/>
+          <w:szCs w:val="28"/>
+        </w:rPr>
+        <w:t>using</w:t>
+      </w:r>
+      <w:proofErr w:type="spellEnd"/>
+      <w:r>
+        <w:rPr>
+          <w:color w:val="000000"/>
+          <w:sz w:val="28"/>
+          <w:szCs w:val="28"/>
+        </w:rPr>
+        <w:t xml:space="preserve">, що дозволило створити безпечну систему </w:t>
+      </w:r>
+      <w:proofErr w:type="spellStart"/>
+      <w:r>
+        <w:rPr>
+          <w:color w:val="000000"/>
+          <w:sz w:val="28"/>
+          <w:szCs w:val="28"/>
+        </w:rPr>
+        <w:t>логування</w:t>
+      </w:r>
+      <w:proofErr w:type="spellEnd"/>
+      <w:r>
+        <w:rPr>
+          <w:color w:val="000000"/>
+          <w:sz w:val="28"/>
+          <w:szCs w:val="28"/>
+        </w:rPr>
+        <w:t xml:space="preserve"> без витоків пам'яті. Впровадження блоків </w:t>
+      </w:r>
+      <w:proofErr w:type="spellStart"/>
+      <w:r>
+        <w:rPr>
+          <w:color w:val="000000"/>
+          <w:sz w:val="28"/>
+          <w:szCs w:val="28"/>
+        </w:rPr>
+        <w:t>try-catch</w:t>
+      </w:r>
+      <w:proofErr w:type="spellEnd"/>
+      <w:r>
+        <w:rPr>
+          <w:color w:val="000000"/>
+          <w:sz w:val="28"/>
+          <w:szCs w:val="28"/>
+        </w:rPr>
+        <w:t xml:space="preserve"> та попередньої </w:t>
+      </w:r>
+      <w:proofErr w:type="spellStart"/>
+      <w:r>
+        <w:rPr>
+          <w:color w:val="000000"/>
+          <w:sz w:val="28"/>
+          <w:szCs w:val="28"/>
+        </w:rPr>
+        <w:t>валідації</w:t>
+      </w:r>
+      <w:proofErr w:type="spellEnd"/>
+      <w:r>
+        <w:rPr>
+          <w:color w:val="000000"/>
+          <w:sz w:val="28"/>
+          <w:szCs w:val="28"/>
+        </w:rPr>
+        <w:t xml:space="preserve"> суттєво підвищило стабільність програми при роботі з зовнішніми файлами.</w:t>
       </w:r>
     </w:p>
     <w:sectPr>
